--- a/content/artworks/floating-stories/Description.docx
+++ b/content/artworks/floating-stories/Description.docx
@@ -5,6 +5,7 @@
     <w:p>
       <w:pPr>
         <w:pStyle w:val="Title"/>
+        <w:spacing w:before="0" w:after="320"/>
         <w:jc w:val="left"/>
         <w:rPr/>
       </w:pPr>
@@ -12,6 +13,9 @@
       <w:bookmarkEnd w:id="0"/>
       <w:r>
         <w:rPr>
+          <w:b/>
+          <w:color w:val="1D1B18"/>
+          <w:sz w:val="52"/>
           <w:rtl w:val="0"/>
         </w:rPr>
         <w:t xml:space="preserve">Floating Stories</w:t>
@@ -20,8 +24,12 @@
     <w:p>
       <w:pPr>
         <w:pStyle w:val="Title"/>
+        <w:spacing w:before="0" w:after="0" w:line="240" w:lineRule="auto"/>
         <w:jc w:val="left"/>
-        <w:rPr/>
+        <w:rPr>
+          <w:sz w:val="16"/>
+          <w:szCs w:val="16"/>
+        </w:rPr>
       </w:pPr>
       <w:bookmarkStart w:colFirst="0" w:colLast="0" w:name="_2w1i9ari6suu" w:id="1"/>
       <w:bookmarkEnd w:id="1"/>
@@ -33,9 +41,12 @@
     </w:p>
     <w:p>
       <w:pPr>
+        <w:spacing w:before="0" w:after="0" w:line="240" w:lineRule="auto"/>
         <w:rPr>
           <w:b w:val="1"/>
           <w:bCs w:val="1"/>
+          <w:sz w:val="16"/>
+          <w:szCs w:val="16"/>
         </w:rPr>
       </w:pPr>
       <w:r>
@@ -47,12 +58,16 @@
     <w:p>
       <w:pPr>
         <w:pStyle w:val="Heading2"/>
+        <w:spacing w:before="400" w:after="80"/>
         <w:rPr/>
       </w:pPr>
       <w:bookmarkStart w:colFirst="0" w:colLast="0" w:name="_ovuduvfwqj1f" w:id="2"/>
       <w:bookmarkEnd w:id="2"/>
       <w:r>
         <w:rPr>
+          <w:b/>
+          <w:color w:val="8A5A44"/>
+          <w:sz w:val="30"/>
           <w:rtl w:val="0"/>
         </w:rPr>
         <w:t xml:space="preserve">Dimensions</w:t>
@@ -60,10 +75,14 @@
     </w:p>
     <w:p>
       <w:pPr>
-        <w:rPr/>
-      </w:pPr>
-      <w:r>
-        <w:rPr>
+        <w:spacing w:before="0" w:after="120"/>
+        <w:rPr/>
+      </w:pPr>
+      <w:r>
+        <w:rPr>
+          <w:b/>
+          <w:color w:val="B3261E"/>
+          <w:sz w:val="24"/>
           <w:rtl w:val="0"/>
         </w:rPr>
         <w:t xml:space="preserve">[todo]</w:t>
@@ -72,12 +91,16 @@
     <w:p>
       <w:pPr>
         <w:pStyle w:val="Heading2"/>
+        <w:spacing w:before="400" w:after="80"/>
         <w:rPr/>
       </w:pPr>
       <w:bookmarkStart w:colFirst="0" w:colLast="0" w:name="_k8hswhjxmlo0" w:id="3"/>
       <w:bookmarkEnd w:id="3"/>
       <w:r>
         <w:rPr>
+          <w:b/>
+          <w:color w:val="8A5A44"/>
+          <w:sz w:val="30"/>
           <w:rtl w:val="0"/>
         </w:rPr>
         <w:t xml:space="preserve">Material</w:t>
@@ -85,10 +108,14 @@
     </w:p>
     <w:p>
       <w:pPr>
-        <w:rPr/>
-      </w:pPr>
-      <w:r>
-        <w:rPr>
+        <w:spacing w:before="0" w:after="120"/>
+        <w:rPr/>
+      </w:pPr>
+      <w:r>
+        <w:rPr>
+          <w:b/>
+          <w:color w:val="B3261E"/>
+          <w:sz w:val="24"/>
           <w:rtl w:val="0"/>
         </w:rPr>
         <w:t xml:space="preserve">[todo]</w:t>
@@ -97,12 +124,16 @@
     <w:p>
       <w:pPr>
         <w:pStyle w:val="Heading2"/>
+        <w:spacing w:before="400" w:after="80"/>
         <w:rPr/>
       </w:pPr>
       <w:bookmarkStart w:colFirst="0" w:colLast="0" w:name="_paty9uhqjzyo" w:id="4"/>
       <w:bookmarkEnd w:id="4"/>
       <w:r>
         <w:rPr>
+          <w:b/>
+          <w:color w:val="8A5A44"/>
+          <w:sz w:val="30"/>
           <w:rtl w:val="0"/>
         </w:rPr>
         <w:t xml:space="preserve">Short Description</w:t>
@@ -110,10 +141,14 @@
     </w:p>
     <w:p>
       <w:pPr>
-        <w:rPr/>
-      </w:pPr>
-      <w:r>
-        <w:rPr>
+        <w:spacing w:before="0" w:after="160" w:line="276" w:lineRule="auto"/>
+        <w:rPr/>
+      </w:pPr>
+      <w:r>
+        <w:rPr>
+          <w:b w:val="0"/>
+          <w:color w:val="1D1B18"/>
+          <w:sz w:val="24"/>
           <w:rtl w:val="0"/>
         </w:rPr>
         <w:t xml:space="preserve">For me, this painting is about two boats drifting gently across the water, each carrying its own little story.</w:t>
@@ -121,7 +156,11 @@
     </w:p>
     <w:p>
       <w:pPr>
-        <w:rPr/>
+        <w:spacing w:before="0" w:after="0" w:line="240" w:lineRule="auto"/>
+        <w:rPr>
+          <w:sz w:val="16"/>
+          <w:szCs w:val="16"/>
+        </w:rPr>
       </w:pPr>
       <w:r>
         <w:rPr>
@@ -132,12 +171,16 @@
     <w:p>
       <w:pPr>
         <w:pStyle w:val="Heading2"/>
+        <w:spacing w:before="400" w:after="80"/>
         <w:rPr/>
       </w:pPr>
       <w:bookmarkStart w:colFirst="0" w:colLast="0" w:name="_ggrrctkjo63l" w:id="5"/>
       <w:bookmarkEnd w:id="5"/>
       <w:r>
         <w:rPr>
+          <w:b/>
+          <w:color w:val="8A5A44"/>
+          <w:sz w:val="30"/>
           <w:rtl w:val="0"/>
         </w:rPr>
         <w:t xml:space="preserve">Long Description</w:t>
@@ -145,20 +188,28 @@
     </w:p>
     <w:p>
       <w:pPr>
-        <w:rPr/>
-      </w:pPr>
-      <w:r>
-        <w:rPr>
-          <w:rtl w:val="0"/>
-        </w:rPr>
-      </w:r>
-    </w:p>
-    <w:p>
-      <w:pPr>
-        <w:rPr/>
-      </w:pPr>
-      <w:r>
-        <w:rPr>
+        <w:spacing w:before="0" w:after="0" w:line="240" w:lineRule="auto"/>
+        <w:rPr>
+          <w:sz w:val="16"/>
+          <w:szCs w:val="16"/>
+        </w:rPr>
+      </w:pPr>
+      <w:r>
+        <w:rPr>
+          <w:rtl w:val="0"/>
+        </w:rPr>
+      </w:r>
+    </w:p>
+    <w:p>
+      <w:pPr>
+        <w:spacing w:before="0" w:after="160" w:line="276" w:lineRule="auto"/>
+        <w:rPr/>
+      </w:pPr>
+      <w:r>
+        <w:rPr>
+          <w:b w:val="0"/>
+          <w:color w:val="1D1B18"/>
+          <w:sz w:val="24"/>
           <w:rtl w:val="0"/>
         </w:rPr>
         <w:t xml:space="preserve">For me, this painting is about two boats drifting gently across the water, each carrying its own little story.</w:t>
@@ -166,20 +217,28 @@
     </w:p>
     <w:p>
       <w:pPr>
-        <w:rPr/>
-      </w:pPr>
-      <w:r>
-        <w:rPr>
-          <w:rtl w:val="0"/>
-        </w:rPr>
-      </w:r>
-    </w:p>
-    <w:p>
-      <w:pPr>
-        <w:rPr/>
-      </w:pPr>
-      <w:r>
-        <w:rPr>
+        <w:spacing w:before="0" w:after="0" w:line="240" w:lineRule="auto"/>
+        <w:rPr>
+          <w:sz w:val="16"/>
+          <w:szCs w:val="16"/>
+        </w:rPr>
+      </w:pPr>
+      <w:r>
+        <w:rPr>
+          <w:rtl w:val="0"/>
+        </w:rPr>
+      </w:r>
+    </w:p>
+    <w:p>
+      <w:pPr>
+        <w:spacing w:before="0" w:after="160" w:line="276" w:lineRule="auto"/>
+        <w:rPr/>
+      </w:pPr>
+      <w:r>
+        <w:rPr>
+          <w:b w:val="0"/>
+          <w:color w:val="1D1B18"/>
+          <w:sz w:val="24"/>
           <w:rtl w:val="0"/>
         </w:rPr>
         <w:t xml:space="preserve">Using soft pastels, I played with shades of turquoise, green, and blue to capture the calmness of the water. I added touches of colour and detail to the boats to make them stand out against the soft, flowing background. The gentle movement of the water and the quiet presence of the boats create a feeling of both stillness and movement.</w:t>
@@ -187,71 +246,147 @@
     </w:p>
     <w:p>
       <w:pPr>
-        <w:rPr/>
-      </w:pPr>
-      <w:r>
-        <w:rPr>
-          <w:rtl w:val="0"/>
-        </w:rPr>
-      </w:r>
-    </w:p>
-    <w:p>
-      <w:pPr>
-        <w:rPr/>
-      </w:pPr>
-      <w:r>
-        <w:rPr>
-          <w:rtl w:val="0"/>
-        </w:rPr>
-      </w:r>
-    </w:p>
-    <w:p>
-      <w:pPr>
-        <w:rPr/>
-      </w:pPr>
-      <w:r>
-        <w:rPr>
-          <w:rtl w:val="0"/>
-        </w:rPr>
-      </w:r>
-    </w:p>
-    <w:p>
-      <w:r>
+        <w:spacing w:before="0" w:after="0" w:line="240" w:lineRule="auto"/>
+        <w:rPr>
+          <w:sz w:val="16"/>
+          <w:szCs w:val="16"/>
+        </w:rPr>
+      </w:pPr>
+      <w:r>
+        <w:rPr>
+          <w:rtl w:val="0"/>
+        </w:rPr>
+      </w:r>
+    </w:p>
+    <w:p>
+      <w:pPr>
+        <w:spacing w:before="0" w:after="0" w:line="240" w:lineRule="auto"/>
+        <w:rPr>
+          <w:sz w:val="16"/>
+          <w:szCs w:val="16"/>
+        </w:rPr>
+      </w:pPr>
+      <w:r>
+        <w:rPr>
+          <w:rtl w:val="0"/>
+        </w:rPr>
+      </w:r>
+    </w:p>
+    <w:p>
+      <w:pPr>
+        <w:spacing w:before="0" w:after="0" w:line="240" w:lineRule="auto"/>
+        <w:rPr>
+          <w:sz w:val="16"/>
+          <w:szCs w:val="16"/>
+        </w:rPr>
+      </w:pPr>
+      <w:r>
+        <w:rPr>
+          <w:rtl w:val="0"/>
+        </w:rPr>
+      </w:r>
+    </w:p>
+    <w:p>
+      <w:pPr>
+        <w:spacing w:before="400" w:after="80"/>
+      </w:pPr>
+      <w:r>
+        <w:rPr>
+          <w:b/>
+          <w:color w:val="8A5A44"/>
+          <w:sz w:val="30"/>
+        </w:rPr>
         <w:t xml:space="preserve">Discipline</w:t>
       </w:r>
     </w:p>
     <w:p>
-      <w:r>
+      <w:pPr>
+        <w:spacing w:before="0" w:after="160" w:line="276" w:lineRule="auto"/>
+      </w:pPr>
+      <w:r>
+        <w:rPr>
+          <w:b w:val="0"/>
+          <w:color w:val="1D1B18"/>
+          <w:sz w:val="24"/>
+        </w:rPr>
         <w:t xml:space="preserve">Soft Pastel</w:t>
       </w:r>
     </w:p>
     <w:p>
-      <w:r>
+      <w:pPr>
+        <w:spacing w:before="400" w:after="80"/>
+      </w:pPr>
+      <w:r>
+        <w:rPr>
+          <w:b/>
+          <w:color w:val="8A5A44"/>
+          <w:sz w:val="30"/>
+        </w:rPr>
         <w:t xml:space="preserve">Status</w:t>
       </w:r>
     </w:p>
     <w:p>
-      <w:r>
+      <w:pPr>
+        <w:spacing w:before="0" w:after="160" w:line="276" w:lineRule="auto"/>
+      </w:pPr>
+      <w:r>
+        <w:rPr>
+          <w:b w:val="0"/>
+          <w:color w:val="1D1B18"/>
+          <w:sz w:val="24"/>
+        </w:rPr>
         <w:t xml:space="preserve">Sold</w:t>
       </w:r>
     </w:p>
     <w:p>
-      <w:r>
+      <w:pPr>
+        <w:spacing w:before="400" w:after="80"/>
+      </w:pPr>
+      <w:r>
+        <w:rPr>
+          <w:b/>
+          <w:color w:val="8A5A44"/>
+          <w:sz w:val="30"/>
+        </w:rPr>
         <w:t xml:space="preserve">Year</w:t>
       </w:r>
     </w:p>
     <w:p>
-      <w:r>
+      <w:pPr>
+        <w:spacing w:before="0" w:after="120"/>
+      </w:pPr>
+      <w:r>
+        <w:rPr>
+          <w:b/>
+          <w:color w:val="B3261E"/>
+          <w:sz w:val="24"/>
+        </w:rPr>
         <w:t xml:space="preserve">[todo]</w:t>
       </w:r>
     </w:p>
     <w:p>
-      <w:r>
+      <w:pPr>
+        <w:spacing w:before="400" w:after="80"/>
+      </w:pPr>
+      <w:r>
+        <w:rPr>
+          <w:b/>
+          <w:color w:val="8A5A44"/>
+          <w:sz w:val="30"/>
+        </w:rPr>
         <w:t xml:space="preserve">One liner</w:t>
       </w:r>
     </w:p>
     <w:p>
-      <w:r>
+      <w:pPr>
+        <w:spacing w:before="0" w:after="120"/>
+      </w:pPr>
+      <w:r>
+        <w:rPr>
+          <w:b/>
+          <w:color w:val="B3261E"/>
+          <w:sz w:val="24"/>
+        </w:rPr>
         <w:t xml:space="preserve">[todo]</w:t>
       </w:r>
     </w:p>

--- a/content/artworks/floating-stories/Description.docx
+++ b/content/artworks/floating-stories/Description.docx
@@ -5,52 +5,176 @@
     <w:p>
       <w:pPr>
         <w:pStyle w:val="Title"/>
-        <w:spacing w:before="0" w:after="320"/>
+        <w:spacing w:after="320" w:before="0" w:lineRule="auto"/>
         <w:jc w:val="left"/>
-        <w:rPr/>
-      </w:pPr>
-      <w:bookmarkStart w:colFirst="0" w:colLast="0" w:name="_hvgpbn8qj486" w:id="0"/>
-      <w:bookmarkEnd w:id="0"/>
-      <w:r>
-        <w:rPr>
-          <w:b/>
-          <w:color w:val="1D1B18"/>
-          <w:sz w:val="52"/>
-          <w:rtl w:val="0"/>
-        </w:rPr>
-        <w:t xml:space="preserve">Floating Stories</w:t>
-      </w:r>
-    </w:p>
-    <w:p>
-      <w:pPr>
-        <w:pStyle w:val="Title"/>
-        <w:spacing w:before="0" w:after="0" w:line="240" w:lineRule="auto"/>
-        <w:jc w:val="left"/>
-        <w:rPr>
+        <w:rPr>
+          <w:b w:val="1"/>
+          <w:bCs w:val="1"/>
           <w:sz w:val="16"/>
           <w:szCs w:val="16"/>
         </w:rPr>
       </w:pPr>
-      <w:bookmarkStart w:colFirst="0" w:colLast="0" w:name="_2w1i9ari6suu" w:id="1"/>
+      <w:bookmarkStart w:colFirst="0" w:colLast="0" w:name="_heading=h.icro2pejptcq" w:id="0"/>
+      <w:bookmarkEnd w:id="0"/>
+      <w:r>
+        <w:rPr>
+          <w:b w:val="1"/>
+          <w:bCs w:val="1"/>
+          <w:color w:val="1d1b18"/>
+          <w:sz w:val="52"/>
+          <w:szCs w:val="52"/>
+          <w:rtl w:val="0"/>
+        </w:rPr>
+        <w:t xml:space="preserve">Floating Stories</w:t>
+      </w:r>
+      <w:r>
+        <w:rPr>
+          <w:rtl w:val="0"/>
+        </w:rPr>
+      </w:r>
+    </w:p>
+    <w:p>
+      <w:pPr>
+        <w:pStyle w:val="Heading2"/>
+        <w:spacing w:after="80" w:before="400" w:lineRule="auto"/>
+        <w:rPr/>
+      </w:pPr>
+      <w:bookmarkStart w:colFirst="0" w:colLast="0" w:name="_heading=h.e6id61f7h3xo" w:id="1"/>
       <w:bookmarkEnd w:id="1"/>
       <w:r>
         <w:rPr>
-          <w:rtl w:val="0"/>
-        </w:rPr>
-      </w:r>
-    </w:p>
-    <w:p>
-      <w:pPr>
-        <w:spacing w:before="0" w:after="0" w:line="240" w:lineRule="auto"/>
-        <w:rPr>
-          <w:b w:val="1"/>
-          <w:bCs w:val="1"/>
+          <w:b w:val="1"/>
+          <w:bCs w:val="1"/>
+          <w:color w:val="8a5a44"/>
+          <w:sz w:val="30"/>
+          <w:szCs w:val="30"/>
+          <w:rtl w:val="0"/>
+        </w:rPr>
+        <w:t xml:space="preserve">Dimensions</w:t>
+      </w:r>
+      <w:r>
+        <w:rPr>
+          <w:rtl w:val="0"/>
+        </w:rPr>
+      </w:r>
+    </w:p>
+    <w:p>
+      <w:pPr>
+        <w:spacing w:after="120" w:before="0" w:lineRule="auto"/>
+        <w:rPr>
+          <w:b w:val="1"/>
+          <w:bCs w:val="1"/>
+          <w:color w:val="b3261e"/>
+          <w:sz w:val="24"/>
+          <w:szCs w:val="24"/>
+        </w:rPr>
+      </w:pPr>
+      <w:r>
+        <w:rPr>
+          <w:b w:val="1"/>
+          <w:bCs w:val="1"/>
+          <w:color w:val="b3261e"/>
+          <w:sz w:val="24"/>
+          <w:szCs w:val="24"/>
+          <w:rtl w:val="0"/>
+        </w:rPr>
+        <w:t xml:space="preserve">17.5” width × 24.5” height × 1” depth</w:t>
+      </w:r>
+    </w:p>
+    <w:p>
+      <w:pPr>
+        <w:pStyle w:val="Heading2"/>
+        <w:spacing w:after="80" w:before="400" w:lineRule="auto"/>
+        <w:rPr/>
+      </w:pPr>
+      <w:bookmarkStart w:colFirst="0" w:colLast="0" w:name="_heading=h.gjc3urphusoo" w:id="2"/>
+      <w:bookmarkEnd w:id="2"/>
+      <w:r>
+        <w:rPr>
+          <w:b w:val="1"/>
+          <w:bCs w:val="1"/>
+          <w:color w:val="8a5a44"/>
+          <w:sz w:val="30"/>
+          <w:szCs w:val="30"/>
+          <w:rtl w:val="0"/>
+        </w:rPr>
+        <w:t xml:space="preserve">Material</w:t>
+      </w:r>
+      <w:r>
+        <w:rPr>
+          <w:rtl w:val="0"/>
+        </w:rPr>
+      </w:r>
+    </w:p>
+    <w:p>
+      <w:pPr>
+        <w:spacing w:after="120" w:before="0" w:lineRule="auto"/>
+        <w:rPr>
+          <w:b w:val="1"/>
+          <w:bCs w:val="1"/>
+          <w:color w:val="b3261e"/>
+          <w:sz w:val="24"/>
+          <w:szCs w:val="24"/>
+        </w:rPr>
+      </w:pPr>
+      <w:r>
+        <w:rPr>
+          <w:b w:val="1"/>
+          <w:bCs w:val="1"/>
+          <w:color w:val="b3261e"/>
+          <w:sz w:val="24"/>
+          <w:szCs w:val="24"/>
+          <w:rtl w:val="0"/>
+        </w:rPr>
+        <w:t xml:space="preserve">Soft Pastel on Paper in a wooden frame</w:t>
+      </w:r>
+    </w:p>
+    <w:p>
+      <w:pPr>
+        <w:pStyle w:val="Heading2"/>
+        <w:spacing w:after="80" w:before="400" w:lineRule="auto"/>
+        <w:rPr/>
+      </w:pPr>
+      <w:bookmarkStart w:colFirst="0" w:colLast="0" w:name="_heading=h.vy6wr3nlgzzx" w:id="3"/>
+      <w:bookmarkEnd w:id="3"/>
+      <w:r>
+        <w:rPr>
+          <w:b w:val="1"/>
+          <w:bCs w:val="1"/>
+          <w:color w:val="8a5a44"/>
+          <w:sz w:val="30"/>
+          <w:szCs w:val="30"/>
+          <w:rtl w:val="0"/>
+        </w:rPr>
+        <w:t xml:space="preserve">Short Description</w:t>
+      </w:r>
+      <w:r>
+        <w:rPr>
+          <w:rtl w:val="0"/>
+        </w:rPr>
+      </w:r>
+    </w:p>
+    <w:p>
+      <w:pPr>
+        <w:spacing w:after="160" w:before="0" w:line="276" w:lineRule="auto"/>
+        <w:rPr>
           <w:sz w:val="16"/>
           <w:szCs w:val="16"/>
         </w:rPr>
       </w:pPr>
       <w:r>
         <w:rPr>
+          <w:b w:val="0"/>
+          <w:bCs w:val="0"/>
+          <w:color w:val="1d1b18"/>
+          <w:sz w:val="24"/>
+          <w:szCs w:val="24"/>
+          <w:rtl w:val="0"/>
+        </w:rPr>
+        <w:t xml:space="preserve">For me, this painting is about two boats drifting gently across the water, each carrying its own little story.</w:t>
+      </w:r>
+      <w:r>
+        <w:rPr>
           <w:rtl w:val="0"/>
         </w:rPr>
       </w:r>
@@ -58,105 +182,31 @@
     <w:p>
       <w:pPr>
         <w:pStyle w:val="Heading2"/>
-        <w:spacing w:before="400" w:after="80"/>
-        <w:rPr/>
-      </w:pPr>
-      <w:bookmarkStart w:colFirst="0" w:colLast="0" w:name="_ovuduvfwqj1f" w:id="2"/>
-      <w:bookmarkEnd w:id="2"/>
-      <w:r>
-        <w:rPr>
-          <w:b/>
-          <w:color w:val="8A5A44"/>
+        <w:spacing w:after="80" w:before="400" w:lineRule="auto"/>
+        <w:rPr/>
+      </w:pPr>
+      <w:bookmarkStart w:colFirst="0" w:colLast="0" w:name="_heading=h.5s2nwjd7cofu" w:id="4"/>
+      <w:bookmarkEnd w:id="4"/>
+      <w:r>
+        <w:rPr>
+          <w:b w:val="1"/>
+          <w:bCs w:val="1"/>
+          <w:color w:val="8a5a44"/>
           <w:sz w:val="30"/>
-          <w:rtl w:val="0"/>
-        </w:rPr>
-        <w:t xml:space="preserve">Dimensions</w:t>
-      </w:r>
-    </w:p>
-    <w:p>
-      <w:pPr>
-        <w:spacing w:before="0" w:after="120"/>
-        <w:rPr/>
-      </w:pPr>
-      <w:r>
-        <w:rPr>
-          <w:b/>
-          <w:color w:val="B3261E"/>
-          <w:sz w:val="24"/>
-          <w:rtl w:val="0"/>
-        </w:rPr>
-        <w:t xml:space="preserve">[todo]</w:t>
-      </w:r>
-    </w:p>
-    <w:p>
-      <w:pPr>
-        <w:pStyle w:val="Heading2"/>
-        <w:spacing w:before="400" w:after="80"/>
-        <w:rPr/>
-      </w:pPr>
-      <w:bookmarkStart w:colFirst="0" w:colLast="0" w:name="_k8hswhjxmlo0" w:id="3"/>
-      <w:bookmarkEnd w:id="3"/>
-      <w:r>
-        <w:rPr>
-          <w:b/>
-          <w:color w:val="8A5A44"/>
-          <w:sz w:val="30"/>
-          <w:rtl w:val="0"/>
-        </w:rPr>
-        <w:t xml:space="preserve">Material</w:t>
-      </w:r>
-    </w:p>
-    <w:p>
-      <w:pPr>
-        <w:spacing w:before="0" w:after="120"/>
-        <w:rPr/>
-      </w:pPr>
-      <w:r>
-        <w:rPr>
-          <w:b/>
-          <w:color w:val="B3261E"/>
-          <w:sz w:val="24"/>
-          <w:rtl w:val="0"/>
-        </w:rPr>
-        <w:t xml:space="preserve">[todo]</w:t>
-      </w:r>
-    </w:p>
-    <w:p>
-      <w:pPr>
-        <w:pStyle w:val="Heading2"/>
-        <w:spacing w:before="400" w:after="80"/>
-        <w:rPr/>
-      </w:pPr>
-      <w:bookmarkStart w:colFirst="0" w:colLast="0" w:name="_paty9uhqjzyo" w:id="4"/>
-      <w:bookmarkEnd w:id="4"/>
-      <w:r>
-        <w:rPr>
-          <w:b/>
-          <w:color w:val="8A5A44"/>
-          <w:sz w:val="30"/>
-          <w:rtl w:val="0"/>
-        </w:rPr>
-        <w:t xml:space="preserve">Short Description</w:t>
-      </w:r>
-    </w:p>
-    <w:p>
-      <w:pPr>
-        <w:spacing w:before="0" w:after="160" w:line="276" w:lineRule="auto"/>
-        <w:rPr/>
-      </w:pPr>
-      <w:r>
-        <w:rPr>
-          <w:b w:val="0"/>
-          <w:color w:val="1D1B18"/>
-          <w:sz w:val="24"/>
-          <w:rtl w:val="0"/>
-        </w:rPr>
-        <w:t xml:space="preserve">For me, this painting is about two boats drifting gently across the water, each carrying its own little story.</w:t>
-      </w:r>
-    </w:p>
-    <w:p>
-      <w:pPr>
-        <w:spacing w:before="0" w:after="0" w:line="240" w:lineRule="auto"/>
+          <w:szCs w:val="30"/>
+          <w:rtl w:val="0"/>
+        </w:rPr>
+        <w:t xml:space="preserve">Long Description</w:t>
+      </w:r>
+      <w:r>
+        <w:rPr>
+          <w:rtl w:val="0"/>
+        </w:rPr>
+      </w:r>
+    </w:p>
+    <w:p>
+      <w:pPr>
+        <w:spacing w:after="0" w:before="0" w:line="240" w:lineRule="auto"/>
         <w:rPr>
           <w:sz w:val="16"/>
           <w:szCs w:val="16"/>
@@ -170,25 +220,29 @@
     </w:p>
     <w:p>
       <w:pPr>
-        <w:pStyle w:val="Heading2"/>
-        <w:spacing w:before="400" w:after="80"/>
-        <w:rPr/>
-      </w:pPr>
-      <w:bookmarkStart w:colFirst="0" w:colLast="0" w:name="_ggrrctkjo63l" w:id="5"/>
-      <w:bookmarkEnd w:id="5"/>
-      <w:r>
-        <w:rPr>
-          <w:b/>
-          <w:color w:val="8A5A44"/>
-          <w:sz w:val="30"/>
-          <w:rtl w:val="0"/>
-        </w:rPr>
-        <w:t xml:space="preserve">Long Description</w:t>
-      </w:r>
-    </w:p>
-    <w:p>
-      <w:pPr>
-        <w:spacing w:before="0" w:after="0" w:line="240" w:lineRule="auto"/>
+        <w:spacing w:after="160" w:before="0" w:line="276" w:lineRule="auto"/>
+        <w:rPr/>
+      </w:pPr>
+      <w:r>
+        <w:rPr>
+          <w:b w:val="0"/>
+          <w:bCs w:val="0"/>
+          <w:color w:val="1d1b18"/>
+          <w:sz w:val="24"/>
+          <w:szCs w:val="24"/>
+          <w:rtl w:val="0"/>
+        </w:rPr>
+        <w:t xml:space="preserve">For me, this painting is about two boats drifting gently across the water, each carrying its own little story.</w:t>
+      </w:r>
+      <w:r>
+        <w:rPr>
+          <w:rtl w:val="0"/>
+        </w:rPr>
+      </w:r>
+    </w:p>
+    <w:p>
+      <w:pPr>
+        <w:spacing w:after="0" w:before="0" w:line="240" w:lineRule="auto"/>
         <w:rPr>
           <w:sz w:val="16"/>
           <w:szCs w:val="16"/>
@@ -202,43 +256,22 @@
     </w:p>
     <w:p>
       <w:pPr>
-        <w:spacing w:before="0" w:after="160" w:line="276" w:lineRule="auto"/>
-        <w:rPr/>
-      </w:pPr>
-      <w:r>
+        <w:spacing w:after="160" w:before="0" w:line="276" w:lineRule="auto"/>
         <w:rPr>
           <w:b w:val="0"/>
-          <w:color w:val="1D1B18"/>
-          <w:sz w:val="24"/>
-          <w:rtl w:val="0"/>
-        </w:rPr>
-        <w:t xml:space="preserve">For me, this painting is about two boats drifting gently across the water, each carrying its own little story.</w:t>
-      </w:r>
-    </w:p>
-    <w:p>
-      <w:pPr>
-        <w:spacing w:before="0" w:after="0" w:line="240" w:lineRule="auto"/>
-        <w:rPr>
-          <w:sz w:val="16"/>
-          <w:szCs w:val="16"/>
-        </w:rPr>
-      </w:pPr>
-      <w:r>
-        <w:rPr>
-          <w:rtl w:val="0"/>
-        </w:rPr>
-      </w:r>
-    </w:p>
-    <w:p>
-      <w:pPr>
-        <w:spacing w:before="0" w:after="160" w:line="276" w:lineRule="auto"/>
-        <w:rPr/>
+          <w:bCs w:val="0"/>
+          <w:color w:val="1d1b18"/>
+          <w:sz w:val="24"/>
+          <w:szCs w:val="24"/>
+        </w:rPr>
       </w:pPr>
       <w:r>
         <w:rPr>
           <w:b w:val="0"/>
-          <w:color w:val="1D1B18"/>
-          <w:sz w:val="24"/>
+          <w:bCs w:val="0"/>
+          <w:color w:val="1d1b18"/>
+          <w:sz w:val="24"/>
+          <w:szCs w:val="24"/>
           <w:rtl w:val="0"/>
         </w:rPr>
         <w:t xml:space="preserve">Using soft pastels, I played with shades of turquoise, green, and blue to capture the calmness of the water. I added touches of colour and detail to the boats to make them stand out against the soft, flowing background. The gentle movement of the water and the quiet presence of the boats create a feeling of both stillness and movement.</w:t>
@@ -246,148 +279,182 @@
     </w:p>
     <w:p>
       <w:pPr>
-        <w:spacing w:before="0" w:after="0" w:line="240" w:lineRule="auto"/>
-        <w:rPr>
-          <w:sz w:val="16"/>
-          <w:szCs w:val="16"/>
-        </w:rPr>
-      </w:pPr>
-      <w:r>
-        <w:rPr>
-          <w:rtl w:val="0"/>
-        </w:rPr>
-      </w:r>
-    </w:p>
-    <w:p>
-      <w:pPr>
-        <w:spacing w:before="0" w:after="0" w:line="240" w:lineRule="auto"/>
-        <w:rPr>
-          <w:sz w:val="16"/>
-          <w:szCs w:val="16"/>
-        </w:rPr>
-      </w:pPr>
-      <w:r>
-        <w:rPr>
-          <w:rtl w:val="0"/>
-        </w:rPr>
-      </w:r>
-    </w:p>
-    <w:p>
-      <w:pPr>
-        <w:spacing w:before="0" w:after="0" w:line="240" w:lineRule="auto"/>
-        <w:rPr>
-          <w:sz w:val="16"/>
-          <w:szCs w:val="16"/>
-        </w:rPr>
-      </w:pPr>
-      <w:r>
-        <w:rPr>
-          <w:rtl w:val="0"/>
-        </w:rPr>
-      </w:r>
-    </w:p>
-    <w:p>
-      <w:pPr>
-        <w:spacing w:before="400" w:after="80"/>
-      </w:pPr>
-      <w:r>
-        <w:rPr>
-          <w:b/>
-          <w:color w:val="8A5A44"/>
+        <w:spacing w:after="80" w:before="400" w:lineRule="auto"/>
+        <w:rPr/>
+      </w:pPr>
+      <w:r>
+        <w:rPr>
+          <w:b w:val="1"/>
+          <w:bCs w:val="1"/>
+          <w:color w:val="8a5a44"/>
           <w:sz w:val="30"/>
+          <w:szCs w:val="30"/>
+          <w:rtl w:val="0"/>
+        </w:rPr>
+        <w:t xml:space="preserve">One liner</w:t>
+      </w:r>
+      <w:r>
+        <w:rPr>
+          <w:rtl w:val="0"/>
+        </w:rPr>
+      </w:r>
+    </w:p>
+    <w:p>
+      <w:pPr>
+        <w:spacing w:after="120" w:lineRule="auto"/>
+        <w:rPr>
+          <w:color w:val="1d1b18"/>
+          <w:sz w:val="24"/>
+          <w:szCs w:val="24"/>
+        </w:rPr>
+      </w:pPr>
+      <w:r>
+        <w:rPr>
+          <w:b w:val="1"/>
+          <w:bCs w:val="1"/>
+          <w:color w:val="b3261e"/>
+          <w:sz w:val="24"/>
+          <w:szCs w:val="24"/>
+          <w:rtl w:val="0"/>
+        </w:rPr>
+        <w:t xml:space="preserve">[todo]</w:t>
+      </w:r>
+      <w:r>
+        <w:rPr>
+          <w:rtl w:val="0"/>
+        </w:rPr>
+      </w:r>
+    </w:p>
+    <w:p>
+      <w:pPr>
+        <w:spacing w:after="80" w:before="400" w:lineRule="auto"/>
+        <w:rPr/>
+      </w:pPr>
+      <w:r>
+        <w:rPr>
+          <w:b w:val="1"/>
+          <w:bCs w:val="1"/>
+          <w:color w:val="8a5a44"/>
+          <w:sz w:val="30"/>
+          <w:szCs w:val="30"/>
+          <w:rtl w:val="0"/>
         </w:rPr>
         <w:t xml:space="preserve">Discipline</w:t>
       </w:r>
-    </w:p>
-    <w:p>
-      <w:pPr>
-        <w:spacing w:before="0" w:after="160" w:line="276" w:lineRule="auto"/>
+      <w:r>
+        <w:rPr>
+          <w:rtl w:val="0"/>
+        </w:rPr>
+      </w:r>
+    </w:p>
+    <w:p>
+      <w:pPr>
+        <w:spacing w:after="160" w:before="0" w:line="276" w:lineRule="auto"/>
+        <w:rPr/>
       </w:pPr>
       <w:r>
         <w:rPr>
           <w:b w:val="0"/>
-          <w:color w:val="1D1B18"/>
-          <w:sz w:val="24"/>
+          <w:bCs w:val="0"/>
+          <w:color w:val="1d1b18"/>
+          <w:sz w:val="24"/>
+          <w:szCs w:val="24"/>
+          <w:rtl w:val="0"/>
         </w:rPr>
         <w:t xml:space="preserve">Soft Pastel</w:t>
       </w:r>
-    </w:p>
-    <w:p>
-      <w:pPr>
-        <w:spacing w:before="400" w:after="80"/>
-      </w:pPr>
-      <w:r>
-        <w:rPr>
-          <w:b/>
-          <w:color w:val="8A5A44"/>
+      <w:r>
+        <w:rPr>
+          <w:rtl w:val="0"/>
+        </w:rPr>
+      </w:r>
+    </w:p>
+    <w:p>
+      <w:pPr>
+        <w:spacing w:after="80" w:before="400" w:lineRule="auto"/>
+        <w:rPr/>
+      </w:pPr>
+      <w:r>
+        <w:rPr>
+          <w:b w:val="1"/>
+          <w:bCs w:val="1"/>
+          <w:color w:val="8a5a44"/>
           <w:sz w:val="30"/>
+          <w:szCs w:val="30"/>
+          <w:rtl w:val="0"/>
         </w:rPr>
         <w:t xml:space="preserve">Status</w:t>
       </w:r>
-    </w:p>
-    <w:p>
-      <w:pPr>
-        <w:spacing w:before="0" w:after="160" w:line="276" w:lineRule="auto"/>
+      <w:r>
+        <w:rPr>
+          <w:rtl w:val="0"/>
+        </w:rPr>
+      </w:r>
+    </w:p>
+    <w:p>
+      <w:pPr>
+        <w:spacing w:after="160" w:before="0" w:line="276" w:lineRule="auto"/>
+        <w:rPr/>
       </w:pPr>
       <w:r>
         <w:rPr>
           <w:b w:val="0"/>
-          <w:color w:val="1D1B18"/>
-          <w:sz w:val="24"/>
+          <w:bCs w:val="0"/>
+          <w:color w:val="1d1b18"/>
+          <w:sz w:val="24"/>
+          <w:szCs w:val="24"/>
+          <w:rtl w:val="0"/>
         </w:rPr>
         <w:t xml:space="preserve">Sold</w:t>
       </w:r>
-    </w:p>
-    <w:p>
-      <w:pPr>
-        <w:spacing w:before="400" w:after="80"/>
-      </w:pPr>
-      <w:r>
-        <w:rPr>
-          <w:b/>
-          <w:color w:val="8A5A44"/>
+      <w:r>
+        <w:rPr>
+          <w:rtl w:val="0"/>
+        </w:rPr>
+      </w:r>
+    </w:p>
+    <w:p>
+      <w:pPr>
+        <w:spacing w:after="80" w:before="400" w:lineRule="auto"/>
+        <w:rPr/>
+      </w:pPr>
+      <w:r>
+        <w:rPr>
+          <w:b w:val="1"/>
+          <w:bCs w:val="1"/>
+          <w:color w:val="8a5a44"/>
           <w:sz w:val="30"/>
+          <w:szCs w:val="30"/>
+          <w:rtl w:val="0"/>
         </w:rPr>
         <w:t xml:space="preserve">Year</w:t>
       </w:r>
-    </w:p>
-    <w:p>
-      <w:pPr>
-        <w:spacing w:before="0" w:after="120"/>
-      </w:pPr>
-      <w:r>
-        <w:rPr>
-          <w:b/>
-          <w:color w:val="B3261E"/>
-          <w:sz w:val="24"/>
-        </w:rPr>
-        <w:t xml:space="preserve">[todo]</w:t>
-      </w:r>
-    </w:p>
-    <w:p>
-      <w:pPr>
-        <w:spacing w:before="400" w:after="80"/>
-      </w:pPr>
-      <w:r>
-        <w:rPr>
-          <w:b/>
-          <w:color w:val="8A5A44"/>
-          <w:sz w:val="30"/>
-        </w:rPr>
-        <w:t xml:space="preserve">One liner</w:t>
-      </w:r>
-    </w:p>
-    <w:p>
-      <w:pPr>
-        <w:spacing w:before="0" w:after="120"/>
-      </w:pPr>
-      <w:r>
-        <w:rPr>
-          <w:b/>
-          <w:color w:val="B3261E"/>
-          <w:sz w:val="24"/>
-        </w:rPr>
-        <w:t xml:space="preserve">[todo]</w:t>
+      <w:r>
+        <w:rPr>
+          <w:rtl w:val="0"/>
+        </w:rPr>
+      </w:r>
+    </w:p>
+    <w:p>
+      <w:pPr>
+        <w:spacing w:after="120" w:before="0" w:lineRule="auto"/>
+        <w:rPr/>
+      </w:pPr>
+      <w:r>
+        <w:rPr>
+          <w:b w:val="1"/>
+          <w:bCs w:val="1"/>
+          <w:color w:val="b3261e"/>
+          <w:sz w:val="24"/>
+          <w:szCs w:val="24"/>
+          <w:rtl w:val="0"/>
+        </w:rPr>
+        <w:t xml:space="preserve">2025</w:t>
+      </w:r>
+      <w:r>
+        <w:rPr>
+          <w:rtl w:val="0"/>
+        </w:rPr>
       </w:r>
     </w:p>
     <w:sectPr>
@@ -548,6 +615,20 @@
       <w:sz w:val="52"/>
       <w:szCs w:val="52"/>
     </w:rPr>
+  </w:style>
+  <w:style w:type="table" w:styleId="TableNormal" w:default="1">
+    <w:name w:val="TableNormal"/>
+    <w:tblPr>
+      <w:tblCellMar>
+        <w:top w:w="100.0" w:type="dxa"/>
+        <w:left w:w="100.0" w:type="dxa"/>
+        <w:bottom w:w="100.0" w:type="dxa"/>
+        <w:right w:w="100.0" w:type="dxa"/>
+      </w:tblCellMar>
+    </w:tblPr>
+  </w:style>
+  <w:style w:type="paragraph" w:styleId="Normal" w:default="1">
+    <w:name w:val="normal"/>
   </w:style>
   <w:style w:type="paragraph" w:styleId="Subtitle">
     <w:name w:val="Subtitle"/>
@@ -889,4 +970,19 @@
   </a:objectDefaults>
   <a:extraClrSchemeLst/>
 </a:theme>
+</file>
+
+<file path=customXML/item1.xml><?xml version="1.0" encoding="utf-8"?>
+<go:gDocsCustomXmlDataStorage xmlns:go="http://customooxmlschemas.google.com/" xmlns:r="http://schemas.openxmlformats.org/officeDocument/2006/relationships" uri="GoogleDocsCustomDataVersion2">
+  <go:docsCustomData xmlns:go="http://customooxmlschemas.google.com/" roundtripDataSignature="AMtx7mgndyyU9bX0aLTjlNX8arnMFTZoow==">CgMxLjAyDmguaWNybzJwZWpwdGNxMg5oLmU2aWQ2MWY3aDN4bzIOaC5namMzdXJwaHVzb28yDmgudnk2d3Izbmxnenp4Mg5oLjVzMm53amQ3Y29mdTgAciExVVEtM2VDVkJFVjdCb2pDMjItUUxaQXlka21QenBycEg=</go:docsCustomData>
+</go:gDocsCustomXmlDataStorage>
+</file>
+
+<file path=customXML/itemProps1.xml><?xml version="1.0" encoding="utf-8"?>
+<ds:datastoreItem xmlns:ds="http://schemas.openxmlformats.org/officeDocument/2006/customXml" ds:itemID="{11111111-1234-1234-1234-123412341234}">
+  <ds:schemaRefs>
+    <ds:schemaRef ds:uri="http://schemas.openxmlformats.org/officeDocument/2006/relationships"/>
+    <ds:schemaRef ds:uri="http://customooxmlschemas.google.com/"/>
+  </ds:schemaRefs>
+</ds:datastoreItem>
 </file>